--- a/92_doc/CP3_Gemini_Prompt-History.docx
+++ b/92_doc/CP3_Gemini_Prompt-History.docx
@@ -20,13 +20,7 @@
     </w:p>
     <w:p>
       <w:r>
-        <w:t xml:space="preserve">Đồng thời, tôi cũng từng là thực tập sinh, Design Verification Intern, tại Marvell Việt Nam trong 3 tháng (tháng 6/2025 – tháng 8/2025). Tại đây, tôi được làm quen với RS-FEC, PCS, PMA, IEEE 802.3, UVM. Một phần lý do mà tôi chọn đề tài cho Đồ án tốt nghiệp là để sớm làm quen với kiến thức liên quan, hỗ trợ cho việc quay về công ty làm nhân viên chính thức, </w:t>
-      </w:r>
-      <w:r>
-        <w:t>sau khi tốt nghiệp</w:t>
-      </w:r>
-      <w:r>
-        <w:t>, tháng 6/2026.</w:t>
+        <w:t>Đồng thời, tôi cũng từng là thực tập sinh, Design Verification Intern, tại Marvell Việt Nam trong 3 tháng (tháng 6/2025 – tháng 8/2025). Tại đây, tôi được làm quen với RS-FEC, PCS, PMA, IEEE 802.3, UVM. Một phần lý do mà tôi chọn đề tài cho Đồ án tốt nghiệp là để sớm làm quen với kiến thức liên quan, hỗ trợ cho việc quay về công ty làm nhân viên chính thức, sau khi tốt nghiệp, tháng 6/2026.</w:t>
       </w:r>
     </w:p>
     <w:p/>
@@ -96,10 +90,7 @@
     </w:p>
     <w:p>
       <w:r>
-        <w:t>C</w:t>
-      </w:r>
-      <w:r>
-        <w:t>huẩn KP-FEC (RS(544, 514)) dùng cho 400G Ethernet (IEEE 802.3bj/bs):</w:t>
+        <w:t>Chuẩn KP-FEC (RS(544, 514)) dùng cho 400G Ethernet (IEEE 802.3bj/bs):</w:t>
       </w:r>
     </w:p>
     <w:p>
@@ -138,8 +129,6 @@
       </w:r>
       <w:r>
         <w:br/>
-      </w:r>
-      <w:r>
         <w:t>________________________________________</w:t>
       </w:r>
     </w:p>
@@ -557,12 +546,19 @@
     <w:p/>
     <w:p>
       <w:r>
+        <w:t>Tôi đang viết RTL dựa vào tài liệu tham khảo sau: The Implementation of a Reed Solomon Code Encoder /Decoder - A graduate project submitted in partial fulfillment of the requirements For the degree of Master of Science in Electrical Engineering - By Qiang Zhang - May 2014 - CALIFORNIA STATE UNIVERSITY, NORTHRIDGE. Tài liệu này cung cấp RTL viết bằng Verilog cho RS(255,223), GF(2^8).</w:t>
+      </w:r>
+    </w:p>
+    <w:p/>
+    <w:p>
+      <w:r>
         <w:t>Cây thư mục hiện tại:</w:t>
       </w:r>
       <w:r>
         <w:br/>
       </w:r>
       <w:r>
+        <w:lastRenderedPageBreak/>
         <w:t>NCPC@DuyNgoc MINGW64 /f/Work/Projects/CapstoneProject3 (main)</w:t>
       </w:r>
     </w:p>
@@ -589,175 +585,175 @@
     </w:p>
     <w:p>
       <w:r>
+        <w:t>controller/  datapath/  fec/  memory/  tilelink/  top/</w:t>
+      </w:r>
+    </w:p>
+    <w:p/>
+    <w:p>
+      <w:r>
+        <w:t>./00_rtl/controller:</w:t>
+      </w:r>
+    </w:p>
+    <w:p/>
+    <w:p>
+      <w:r>
+        <w:t>./00_rtl/datapath:</w:t>
+      </w:r>
+    </w:p>
+    <w:p/>
+    <w:p>
+      <w:r>
+        <w:t>./00_rtl/fec:</w:t>
+      </w:r>
+    </w:p>
+    <w:p>
+      <w:r>
+        <w:t>common/  rs_dec_kes.sv  rs_dec_syn.sv  rs_enc.sv</w:t>
+      </w:r>
+    </w:p>
+    <w:p/>
+    <w:p>
+      <w:r>
+        <w:t>./00_rtl/fec/common:</w:t>
+      </w:r>
+    </w:p>
+    <w:p>
+      <w:r>
+        <w:t>gf_mul.sv  gf_mul_const_alpha.sv  gf_mul_const_g.sv</w:t>
+      </w:r>
+    </w:p>
+    <w:p/>
+    <w:p>
+      <w:r>
+        <w:t>./00_rtl/memory:</w:t>
+      </w:r>
+    </w:p>
+    <w:p/>
+    <w:p>
+      <w:r>
+        <w:t>./00_rtl/tilelink:</w:t>
+      </w:r>
+    </w:p>
+    <w:p/>
+    <w:p>
+      <w:r>
+        <w:t>./00_rtl/top:</w:t>
+      </w:r>
+    </w:p>
+    <w:p/>
+    <w:p>
+      <w:r>
+        <w:t>./01_tb:</w:t>
+      </w:r>
+    </w:p>
+    <w:p>
+      <w:r>
+        <w:t>fec/</w:t>
+      </w:r>
+    </w:p>
+    <w:p/>
+    <w:p>
+      <w:r>
+        <w:t>./01_tb/fec:</w:t>
+      </w:r>
+    </w:p>
+    <w:p>
+      <w:r>
+        <w:t>rs_dec/  rs_enc/</w:t>
+      </w:r>
+    </w:p>
+    <w:p/>
+    <w:p>
+      <w:r>
+        <w:t>./01_tb/fec/rs_dec:</w:t>
+      </w:r>
+    </w:p>
+    <w:p>
+      <w:r>
+        <w:t>rs_dec_syn_tb.sv</w:t>
+      </w:r>
+    </w:p>
+    <w:p/>
+    <w:p>
+      <w:r>
+        <w:t>./01_tb/fec/rs_enc:</w:t>
+      </w:r>
+    </w:p>
+    <w:p>
+      <w:r>
+        <w:t>rs_enc_tb.sv</w:t>
+      </w:r>
+    </w:p>
+    <w:p/>
+    <w:p>
+      <w:r>
+        <w:t>./02_include:</w:t>
+      </w:r>
+    </w:p>
+    <w:p/>
+    <w:p>
+      <w:r>
+        <w:t>./10_sim:</w:t>
+      </w:r>
+    </w:p>
+    <w:p>
+      <w:r>
+        <w:t>fec/</w:t>
+      </w:r>
+    </w:p>
+    <w:p/>
+    <w:p>
+      <w:r>
+        <w:t>./10_sim/fec:</w:t>
+      </w:r>
+    </w:p>
+    <w:p>
+      <w:r>
+        <w:t>rs_dec/  rs_enc/</w:t>
+      </w:r>
+    </w:p>
+    <w:p/>
+    <w:p>
+      <w:r>
+        <w:t>./10_sim/fec/rs_dec:</w:t>
+      </w:r>
+    </w:p>
+    <w:p>
+      <w:r>
+        <w:t>rs_dec_syn/</w:t>
+      </w:r>
+    </w:p>
+    <w:p/>
+    <w:p>
+      <w:r>
+        <w:t>./10_sim/fec/rs_dec/rs_dec_syn:</w:t>
+      </w:r>
+    </w:p>
+    <w:p>
+      <w:r>
+        <w:t>flist.f  makefile  rs_dec_output_exp.hex  rs_dec_syn_input.hex  signals.svwf</w:t>
+      </w:r>
+    </w:p>
+    <w:p/>
+    <w:p>
+      <w:r>
+        <w:t>./10_sim/fec/rs_enc:</w:t>
+      </w:r>
+    </w:p>
+    <w:p>
+      <w:r>
+        <w:t>flist.f  makefile  rs_enc_input.hex  rs_enc_output_exp.hex  signals.svwf  wave.shm/  xcelium.d/  xrun.history  xrun.log</w:t>
+      </w:r>
+    </w:p>
+    <w:p/>
+    <w:p>
+      <w:r>
+        <w:t>./10_sim/fec/rs_enc/wave.shm:</w:t>
+      </w:r>
+    </w:p>
+    <w:p>
+      <w:r>
         <w:lastRenderedPageBreak/>
-        <w:t>controller/  datapath/  fec/  memory/  tilelink/  top/</w:t>
-      </w:r>
-    </w:p>
-    <w:p/>
-    <w:p>
-      <w:r>
-        <w:t>./00_rtl/controller:</w:t>
-      </w:r>
-    </w:p>
-    <w:p/>
-    <w:p>
-      <w:r>
-        <w:t>./00_rtl/datapath:</w:t>
-      </w:r>
-    </w:p>
-    <w:p/>
-    <w:p>
-      <w:r>
-        <w:t>./00_rtl/fec:</w:t>
-      </w:r>
-    </w:p>
-    <w:p>
-      <w:r>
-        <w:t>common/  rs_dec_kes.sv  rs_dec_syn.sv  rs_enc.sv</w:t>
-      </w:r>
-    </w:p>
-    <w:p/>
-    <w:p>
-      <w:r>
-        <w:t>./00_rtl/fec/common:</w:t>
-      </w:r>
-    </w:p>
-    <w:p>
-      <w:r>
-        <w:t>gf_mul.sv  gf_mul_const_alpha.sv  gf_mul_const_g.sv</w:t>
-      </w:r>
-    </w:p>
-    <w:p/>
-    <w:p>
-      <w:r>
-        <w:t>./00_rtl/memory:</w:t>
-      </w:r>
-    </w:p>
-    <w:p/>
-    <w:p>
-      <w:r>
-        <w:t>./00_rtl/tilelink:</w:t>
-      </w:r>
-    </w:p>
-    <w:p/>
-    <w:p>
-      <w:r>
-        <w:t>./00_rtl/top:</w:t>
-      </w:r>
-    </w:p>
-    <w:p/>
-    <w:p>
-      <w:r>
-        <w:t>./01_tb:</w:t>
-      </w:r>
-    </w:p>
-    <w:p>
-      <w:r>
-        <w:t>fec/</w:t>
-      </w:r>
-    </w:p>
-    <w:p/>
-    <w:p>
-      <w:r>
-        <w:t>./01_tb/fec:</w:t>
-      </w:r>
-    </w:p>
-    <w:p>
-      <w:r>
-        <w:t>rs_dec/  rs_enc/</w:t>
-      </w:r>
-    </w:p>
-    <w:p/>
-    <w:p>
-      <w:r>
-        <w:t>./01_tb/fec/rs_dec:</w:t>
-      </w:r>
-    </w:p>
-    <w:p>
-      <w:r>
-        <w:t>rs_dec_syn_tb.sv</w:t>
-      </w:r>
-    </w:p>
-    <w:p/>
-    <w:p>
-      <w:r>
-        <w:t>./01_tb/fec/rs_enc:</w:t>
-      </w:r>
-    </w:p>
-    <w:p>
-      <w:r>
-        <w:t>rs_enc_tb.sv</w:t>
-      </w:r>
-    </w:p>
-    <w:p/>
-    <w:p>
-      <w:r>
-        <w:t>./02_include:</w:t>
-      </w:r>
-    </w:p>
-    <w:p/>
-    <w:p>
-      <w:r>
-        <w:t>./10_sim:</w:t>
-      </w:r>
-    </w:p>
-    <w:p>
-      <w:r>
-        <w:t>fec/</w:t>
-      </w:r>
-    </w:p>
-    <w:p/>
-    <w:p>
-      <w:r>
-        <w:t>./10_sim/fec:</w:t>
-      </w:r>
-    </w:p>
-    <w:p>
-      <w:r>
-        <w:t>rs_dec/  rs_enc/</w:t>
-      </w:r>
-    </w:p>
-    <w:p/>
-    <w:p>
-      <w:r>
-        <w:t>./10_sim/fec/rs_dec:</w:t>
-      </w:r>
-    </w:p>
-    <w:p>
-      <w:r>
-        <w:t>rs_dec_syn/</w:t>
-      </w:r>
-    </w:p>
-    <w:p/>
-    <w:p>
-      <w:r>
-        <w:t>./10_sim/fec/rs_dec/rs_dec_syn:</w:t>
-      </w:r>
-    </w:p>
-    <w:p>
-      <w:r>
-        <w:t>flist.f  makefile  rs_dec_output_exp.hex  rs_dec_syn_input.hex  signals.svwf</w:t>
-      </w:r>
-    </w:p>
-    <w:p/>
-    <w:p>
-      <w:r>
-        <w:t>./10_sim/fec/rs_enc:</w:t>
-      </w:r>
-    </w:p>
-    <w:p>
-      <w:r>
-        <w:t>flist.f  makefile  rs_enc_input.hex  rs_enc_output_exp.hex  signals.svwf  wave.shm/  xcelium.d/  xrun.history  xrun.log</w:t>
-      </w:r>
-    </w:p>
-    <w:p/>
-    <w:p>
-      <w:r>
-        <w:t>./10_sim/fec/rs_enc/wave.shm:</w:t>
-      </w:r>
-    </w:p>
-    <w:p>
-      <w:r>
         <w:t>wave.dsn  wave.trn</w:t>
       </w:r>
     </w:p>
@@ -780,132 +776,135 @@
     </w:p>
     <w:p>
       <w:r>
+        <w:t>bind.lst.lnx8664  cdsrun.lib                centos7_43909_hdlrun.var  hdl.var     OVMHOME  UVMHOME  xmelab.args  xmelab.hrd  xmsim.env*          xmsim_restart.env*  xmvlog.env*   xmvlog.hrd</w:t>
+      </w:r>
+    </w:p>
+    <w:p>
+      <w:r>
+        <w:t>cds.lib           centos7_43909_cdsrun.lib  files.ts                  hdlrun.var  temp/    xllibs/  xmelab.env*  xmsim.args  xmsim_restart.args  xmvlog.args         xmvlog.files  xrun.args</w:t>
+      </w:r>
+    </w:p>
+    <w:p/>
+    <w:p>
+      <w:r>
+        <w:t>./10_sim/fec/rs_enc/xcelium.d/run.lnx8664.20.09.d/temp:</w:t>
+      </w:r>
+    </w:p>
+    <w:p/>
+    <w:p>
+      <w:r>
+        <w:t>./10_sim/fec/rs_enc/xcelium.d/run.lnx8664.20.09.d/xllibs:</w:t>
+      </w:r>
+    </w:p>
+    <w:p/>
+    <w:p>
+      <w:r>
+        <w:t>./10_sim/fec/rs_enc/xcelium.d/worklib:</w:t>
+      </w:r>
+    </w:p>
+    <w:p>
+      <w:r>
+        <w:t>cdsinfo.tag  pakvst.ts  rs_enc_tb/  xm.lnx8664.070.pak</w:t>
+      </w:r>
+    </w:p>
+    <w:p/>
+    <w:p>
+      <w:r>
+        <w:t>./10_sim/fec/rs_enc/xcelium.d/worklib/rs_enc_tb:</w:t>
+      </w:r>
+    </w:p>
+    <w:p>
+      <w:r>
+        <w:t>sv/</w:t>
+      </w:r>
+    </w:p>
+    <w:p/>
+    <w:p>
+      <w:r>
+        <w:t>./10_sim/fec/rs_enc/xcelium.d/worklib/rs_enc_tb/sv:</w:t>
+      </w:r>
+    </w:p>
+    <w:p/>
+    <w:p>
+      <w:r>
+        <w:t>./20_syn:</w:t>
+      </w:r>
+    </w:p>
+    <w:p>
+      <w:r>
+        <w:t>fec/  top/</w:t>
+      </w:r>
+    </w:p>
+    <w:p/>
+    <w:p>
+      <w:r>
+        <w:t>./20_syn/fec:</w:t>
+      </w:r>
+    </w:p>
+    <w:p>
+      <w:r>
+        <w:t>rs_encoder/</w:t>
+      </w:r>
+    </w:p>
+    <w:p/>
+    <w:p>
+      <w:r>
+        <w:t>./20_syn/fec/rs_encoder:</w:t>
+      </w:r>
+    </w:p>
+    <w:p>
+      <w:r>
+        <w:t>c5_pin_model_dump.txt  db/  incremental_db/  output_files/  rs_encoder.qpf  rs_encoder.qsf  rs_encoder.qws  simulation/</w:t>
+      </w:r>
+    </w:p>
+    <w:p/>
+    <w:p>
+      <w:r>
+        <w:t>./20_syn/fec/rs_encoder/db:</w:t>
+      </w:r>
+    </w:p>
+    <w:p>
+      <w:r>
+        <w:t>'rs_encoder.(0).cnf.cdb'   'rs_encoder.(16).cnf.hdb'  'rs_encoder.(24).cnf.cdb'  'rs_encoder.(4).cnf.hdb'   rs_encoder.cmp.idb                                 rs_encoder.map.bpm                         rs_encoder.sgate.nvd</w:t>
+      </w:r>
+    </w:p>
+    <w:p>
+      <w:r>
+        <w:t>'rs_encoder.(0).cnf.hdb'   'rs_encoder.(17).cnf.cdb'  'rs_encoder.(24).cnf.hdb'  'rs_encoder.(5).cnf.cdb'   rs_encoder.cmp.logdb                               rs_encoder.map.cdb                         rs_encoder.sgate_sm.nvd</w:t>
+      </w:r>
+    </w:p>
+    <w:p>
+      <w:r>
+        <w:t>'rs_encoder.(1).cnf.cdb'   'rs_encoder.(17).cnf.hdb'  'rs_encoder.(25).cnf.cdb'  'rs_encoder.(5).cnf.hdb'   rs_encoder.cmp.rdb                                 rs_encoder.map.hdb                         rs_encoder.sld_design_entry.sci</w:t>
+      </w:r>
+    </w:p>
+    <w:p>
+      <w:r>
+        <w:t>'rs_encoder.(1).cnf.hdb'   'rs_encoder.(18).cnf.cdb'  'rs_encoder.(25).cnf.hdb'  'rs_encoder.(6).cnf.cdb'   rs_encoder.cmp_merge.kpt                           rs_encoder.map.kpt                         rs_encoder.sld_design_entry_dsc.sci</w:t>
+      </w:r>
+    </w:p>
+    <w:p>
+      <w:r>
+        <w:t>'rs_encoder.(10).cnf.cdb'  'rs_encoder.(18).cnf.hdb'  'rs_encoder.(26).cnf.cdb'  'rs_encoder.(6).cnf.hdb'   rs_encoder.cyclonev_io_sim_cache.ff_0c_fast.hsd    rs_encoder.map.logdb                       rs_encoder.smart_action.txt</w:t>
+      </w:r>
+    </w:p>
+    <w:p>
+      <w:r>
+        <w:t>'rs_encoder.(10).cnf.hdb'  'rs_encoder.(19).cnf.cdb'  'rs_encoder.(26).cnf.hdb'  'rs_encoder.(7).cnf.cdb'   rs_encoder.cyclonev_io_sim_cache.ff_85c_fast.hsd   rs_encoder.map.qmsg                        rs_encoder.smp_dump.txt</w:t>
+      </w:r>
+    </w:p>
+    <w:p>
+      <w:r>
+        <w:t>'rs_encoder.(11).cnf.cdb'  'rs_encoder.(19).cnf.hdb'  'rs_encoder.(27).cnf.cdb'  'rs_encoder.(7).cnf.hdb'   rs_encoder.cyclonev_io_sim_cache.tt_0c_slow.hsd    rs_encoder.map.rdb                         rs_encoder.sta.qmsg</w:t>
+      </w:r>
+    </w:p>
+    <w:p>
+      <w:r>
+        <w:t xml:space="preserve">'rs_encoder.(11).cnf.hdb'  'rs_encoder.(2).cnf.cdb'   'rs_encoder.(27).cnf.hdb'  'rs_encoder.(8).cnf.cdb'   rs_encoder.cyclonev_io_sim_cache.tt_85c_slow.hsd   rs_encoder.map_bb.cdb                      </w:t>
+      </w:r>
+      <w:r>
         <w:lastRenderedPageBreak/>
-        <w:t>bind.lst.lnx8664  cdsrun.lib                centos7_43909_hdlrun.var  hdl.var     OVMHOME  UVMHOME  xmelab.args  xmelab.hrd  xmsim.env*          xmsim_restart.env*  xmvlog.env*   xmvlog.hrd</w:t>
-      </w:r>
-    </w:p>
-    <w:p>
-      <w:r>
-        <w:t>cds.lib           centos7_43909_cdsrun.lib  files.ts                  hdlrun.var  temp/    xllibs/  xmelab.env*  xmsim.args  xmsim_restart.args  xmvlog.args         xmvlog.files  xrun.args</w:t>
-      </w:r>
-    </w:p>
-    <w:p/>
-    <w:p>
-      <w:r>
-        <w:t>./10_sim/fec/rs_enc/xcelium.d/run.lnx8664.20.09.d/temp:</w:t>
-      </w:r>
-    </w:p>
-    <w:p/>
-    <w:p>
-      <w:r>
-        <w:t>./10_sim/fec/rs_enc/xcelium.d/run.lnx8664.20.09.d/xllibs:</w:t>
-      </w:r>
-    </w:p>
-    <w:p/>
-    <w:p>
-      <w:r>
-        <w:t>./10_sim/fec/rs_enc/xcelium.d/worklib:</w:t>
-      </w:r>
-    </w:p>
-    <w:p>
-      <w:r>
-        <w:t>cdsinfo.tag  pakvst.ts  rs_enc_tb/  xm.lnx8664.070.pak</w:t>
-      </w:r>
-    </w:p>
-    <w:p/>
-    <w:p>
-      <w:r>
-        <w:t>./10_sim/fec/rs_enc/xcelium.d/worklib/rs_enc_tb:</w:t>
-      </w:r>
-    </w:p>
-    <w:p>
-      <w:r>
-        <w:t>sv/</w:t>
-      </w:r>
-    </w:p>
-    <w:p/>
-    <w:p>
-      <w:r>
-        <w:t>./10_sim/fec/rs_enc/xcelium.d/worklib/rs_enc_tb/sv:</w:t>
-      </w:r>
-    </w:p>
-    <w:p/>
-    <w:p>
-      <w:r>
-        <w:t>./20_syn:</w:t>
-      </w:r>
-    </w:p>
-    <w:p>
-      <w:r>
-        <w:t>fec/  top/</w:t>
-      </w:r>
-    </w:p>
-    <w:p/>
-    <w:p>
-      <w:r>
-        <w:t>./20_syn/fec:</w:t>
-      </w:r>
-    </w:p>
-    <w:p>
-      <w:r>
-        <w:t>rs_encoder/</w:t>
-      </w:r>
-    </w:p>
-    <w:p/>
-    <w:p>
-      <w:r>
-        <w:t>./20_syn/fec/rs_encoder:</w:t>
-      </w:r>
-    </w:p>
-    <w:p>
-      <w:r>
-        <w:t>c5_pin_model_dump.txt  db/  incremental_db/  output_files/  rs_encoder.qpf  rs_encoder.qsf  rs_encoder.qws  simulation/</w:t>
-      </w:r>
-    </w:p>
-    <w:p/>
-    <w:p>
-      <w:r>
-        <w:t>./20_syn/fec/rs_encoder/db:</w:t>
-      </w:r>
-    </w:p>
-    <w:p>
-      <w:r>
-        <w:t>'rs_encoder.(0).cnf.cdb'   'rs_encoder.(16).cnf.hdb'  'rs_encoder.(24).cnf.cdb'  'rs_encoder.(4).cnf.hdb'   rs_encoder.cmp.idb                                 rs_encoder.map.bpm                         rs_encoder.sgate.nvd</w:t>
-      </w:r>
-    </w:p>
-    <w:p>
-      <w:r>
-        <w:t>'rs_encoder.(0).cnf.hdb'   'rs_encoder.(17).cnf.cdb'  'rs_encoder.(24).cnf.hdb'  'rs_encoder.(5).cnf.cdb'   rs_encoder.cmp.logdb                               rs_encoder.map.cdb                         rs_encoder.sgate_sm.nvd</w:t>
-      </w:r>
-    </w:p>
-    <w:p>
-      <w:r>
-        <w:t>'rs_encoder.(1).cnf.cdb'   'rs_encoder.(17).cnf.hdb'  'rs_encoder.(25).cnf.cdb'  'rs_encoder.(5).cnf.hdb'   rs_encoder.cmp.rdb                                 rs_encoder.map.hdb                         rs_encoder.sld_design_entry.sci</w:t>
-      </w:r>
-    </w:p>
-    <w:p>
-      <w:r>
-        <w:t>'rs_encoder.(1).cnf.hdb'   'rs_encoder.(18).cnf.cdb'  'rs_encoder.(25).cnf.hdb'  'rs_encoder.(6).cnf.cdb'   rs_encoder.cmp_merge.kpt                           rs_encoder.map.kpt                         rs_encoder.sld_design_entry_dsc.sci</w:t>
-      </w:r>
-    </w:p>
-    <w:p>
-      <w:r>
-        <w:t>'rs_encoder.(10).cnf.cdb'  'rs_encoder.(18).cnf.hdb'  'rs_encoder.(26).cnf.cdb'  'rs_encoder.(6).cnf.hdb'   rs_encoder.cyclonev_io_sim_cache.ff_0c_fast.hsd    rs_encoder.map.logdb                       rs_encoder.smart_action.txt</w:t>
-      </w:r>
-    </w:p>
-    <w:p>
-      <w:r>
-        <w:t>'rs_encoder.(10).cnf.hdb'  'rs_encoder.(19).cnf.cdb'  'rs_encoder.(26).cnf.hdb'  'rs_encoder.(7).cnf.cdb'   rs_encoder.cyclonev_io_sim_cache.ff_85c_fast.hsd   rs_encoder.map.qmsg                        rs_encoder.smp_dump.txt</w:t>
-      </w:r>
-    </w:p>
-    <w:p>
-      <w:r>
-        <w:t>'rs_encoder.(11).cnf.cdb'  'rs_encoder.(19).cnf.hdb'  'rs_encoder.(27).cnf.cdb'  'rs_encoder.(7).cnf.hdb'   rs_encoder.cyclonev_io_sim_cache.tt_0c_slow.hsd    rs_encoder.map.rdb                         rs_encoder.sta.qmsg</w:t>
-      </w:r>
-    </w:p>
-    <w:p>
-      <w:r>
-        <w:t>'rs_encoder.(11).cnf.hdb'  'rs_encoder.(2).cnf.cdb'   'rs_encoder.(27).cnf.hdb'  'rs_encoder.(8).cnf.cdb'   rs_encoder.cyclonev_io_sim_cache.tt_85c_slow.hsd   rs_encoder.map_bb.cdb                      rs_encoder.sta.rdb</w:t>
+        <w:t>rs_encoder.sta.rdb</w:t>
       </w:r>
     </w:p>
     <w:p>
@@ -920,124 +919,124 @@
     </w:p>
     <w:p>
       <w:r>
+        <w:t>'rs_encoder.(13).cnf.cdb'  'rs_encoder.(20).cnf.hdb'  'rs_encoder.(29).cnf.cdb'  'rs_encoder.(9).cnf.hdb'   rs_encoder.fit.qmsg                                rs_encoder.npp.qmsg                        rs_encoder.tiscmp.fast_1100mv_0c.ddb</w:t>
+      </w:r>
+    </w:p>
+    <w:p>
+      <w:r>
+        <w:t>'rs_encoder.(13).cnf.hdb'  'rs_encoder.(21).cnf.cdb'  'rs_encoder.(29).cnf.hdb'   rs_encoder.asm.qmsg       rs_encoder.hier_info                               rs_encoder.pre_map.hdb                     rs_encoder.tiscmp.fast_1100mv_85c.ddb</w:t>
+      </w:r>
+    </w:p>
+    <w:p>
+      <w:r>
+        <w:t>'rs_encoder.(14).cnf.cdb'  'rs_encoder.(21).cnf.hdb'  'rs_encoder.(3).cnf.cdb'    rs_encoder.asm.rdb        rs_encoder.hif                                     rs_encoder.root_partition.map.reg_db.cdb   rs_encoder.tiscmp.slow_1100mv_0c.ddb</w:t>
+      </w:r>
+    </w:p>
+    <w:p>
+      <w:r>
+        <w:t>'rs_encoder.(14).cnf.hdb'  'rs_encoder.(22).cnf.cdb'  'rs_encoder.(3).cnf.hdb'    rs_encoder.cbx.xml        rs_encoder.lpc.html                                rs_encoder.routing.rdb                     rs_encoder.tiscmp.slow_1100mv_85c.ddb</w:t>
+      </w:r>
+    </w:p>
+    <w:p>
+      <w:r>
+        <w:t>'rs_encoder.(15).cnf.cdb'  'rs_encoder.(22).cnf.hdb'  'rs_encoder.(30).cnf.cdb'   rs_encoder.cmp.bpm        rs_encoder.lpc.rdb                                 rs_encoder.rtlv.hdb                        rs_encoder.tmw_info</w:t>
+      </w:r>
+    </w:p>
+    <w:p>
+      <w:r>
+        <w:t>'rs_encoder.(15).cnf.hdb'  'rs_encoder.(23).cnf.cdb'  'rs_encoder.(30).cnf.hdb'   rs_encoder.cmp.cdb        rs_encoder.lpc.txt                                 rs_encoder.rtlv_sg.cdb                     rs_encoder.vpr.ammdb</w:t>
+      </w:r>
+    </w:p>
+    <w:p>
+      <w:r>
+        <w:t>'rs_encoder.(16).cnf.cdb'  'rs_encoder.(23).cnf.hdb'  'rs_encoder.(4).cnf.cdb'    rs_encoder.cmp.hdb        rs_encoder.map.ammdb                               rs_encoder.rtlv_sg_swap.cdb                rs_encoder_partition_pins.json</w:t>
+      </w:r>
+    </w:p>
+    <w:p/>
+    <w:p>
+      <w:r>
+        <w:t>./20_syn/fec/rs_encoder/incremental_db:</w:t>
+      </w:r>
+    </w:p>
+    <w:p>
+      <w:r>
+        <w:t>compiled_partitions/  README</w:t>
+      </w:r>
+    </w:p>
+    <w:p/>
+    <w:p>
+      <w:r>
+        <w:t>./20_syn/fec/rs_encoder/incremental_db/compiled_partitions:</w:t>
+      </w:r>
+    </w:p>
+    <w:p>
+      <w:r>
+        <w:t>rs_encoder.db_info                   rs_encoder.root_partition.cmp.dfp       rs_encoder.root_partition.cmp.hbdb.sig  rs_encoder.root_partition.cmp.rcfdb  rs_encoder.root_partition.map.hbdb.cdb      rs_encoder.root_partition.map.hbdb.sig  rs_encoder.rrp.hdb</w:t>
+      </w:r>
+    </w:p>
+    <w:p>
+      <w:r>
+        <w:t>rs_encoder.root_partition.cmp.ammdb  rs_encoder.root_partition.cmp.hbdb.cdb  rs_encoder.root_partition.cmp.hdb       rs_encoder.root_partition.map.cdb    rs_encoder.root_partition.map.hbdb.hb_info  rs_encoder.root_partition.map.hdb       rs_encoder.rrs.cdb</w:t>
+      </w:r>
+    </w:p>
+    <w:p>
+      <w:r>
+        <w:t>rs_encoder.root_partition.cmp.cdb    rs_encoder.root_partition.cmp.hbdb.hdb  rs_encoder.root_partition.cmp.logdb     rs_encoder.root_partition.map.dpi    rs_encoder.root_partition.map.hbdb.hdb      rs_encoder.root_partition.map.kpt</w:t>
+      </w:r>
+    </w:p>
+    <w:p/>
+    <w:p>
+      <w:r>
+        <w:t>./20_syn/fec/rs_encoder/output_files:</w:t>
+      </w:r>
+    </w:p>
+    <w:p>
+      <w:r>
+        <w:t>rs_encoder.asm.rpt  rs_encoder.eda.rpt  rs_encoder.fit.smsg     rs_encoder.flow.rpt  rs_encoder.map.rpt      rs_encoder.pin  rs_encoder.sof      rs_encoder.sta.summary</w:t>
+      </w:r>
+    </w:p>
+    <w:p>
+      <w:r>
+        <w:t>rs_encoder.done     rs_encoder.fit.rpt  rs_encoder.fit.summary  rs_encoder.jdi       rs_encoder.map.summary  rs_encoder.sld  rs_encoder.sta.rpt</w:t>
+      </w:r>
+    </w:p>
+    <w:p/>
+    <w:p>
+      <w:r>
+        <w:t>./20_syn/fec/rs_encoder/simulation:</w:t>
+      </w:r>
+    </w:p>
+    <w:p>
+      <w:r>
+        <w:t>modelsim/</w:t>
+      </w:r>
+    </w:p>
+    <w:p/>
+    <w:p>
+      <w:r>
+        <w:t>./20_syn/fec/rs_encoder/simulation/modelsim:</w:t>
+      </w:r>
+    </w:p>
+    <w:p>
+      <w:r>
+        <w:t>rs_encoder.sft  rs_encoder.svo  rs_encoder_modelsim.xrf</w:t>
+      </w:r>
+    </w:p>
+    <w:p/>
+    <w:p>
+      <w:r>
+        <w:t>./20_syn/top:</w:t>
+      </w:r>
+    </w:p>
+    <w:p>
+      <w:r>
+        <w:t>00_rtl/  build/</w:t>
+      </w:r>
+    </w:p>
+    <w:p/>
+    <w:p>
+      <w:r>
         <w:lastRenderedPageBreak/>
-        <w:t>'rs_encoder.(13).cnf.cdb'  'rs_encoder.(20).cnf.hdb'  'rs_encoder.(29).cnf.cdb'  'rs_encoder.(9).cnf.hdb'   rs_encoder.fit.qmsg                                rs_encoder.npp.qmsg                        rs_encoder.tiscmp.fast_1100mv_0c.ddb</w:t>
-      </w:r>
-    </w:p>
-    <w:p>
-      <w:r>
-        <w:t>'rs_encoder.(13).cnf.hdb'  'rs_encoder.(21).cnf.cdb'  'rs_encoder.(29).cnf.hdb'   rs_encoder.asm.qmsg       rs_encoder.hier_info                               rs_encoder.pre_map.hdb                     rs_encoder.tiscmp.fast_1100mv_85c.ddb</w:t>
-      </w:r>
-    </w:p>
-    <w:p>
-      <w:r>
-        <w:t>'rs_encoder.(14).cnf.cdb'  'rs_encoder.(21).cnf.hdb'  'rs_encoder.(3).cnf.cdb'    rs_encoder.asm.rdb        rs_encoder.hif                                     rs_encoder.root_partition.map.reg_db.cdb   rs_encoder.tiscmp.slow_1100mv_0c.ddb</w:t>
-      </w:r>
-    </w:p>
-    <w:p>
-      <w:r>
-        <w:t>'rs_encoder.(14).cnf.hdb'  'rs_encoder.(22).cnf.cdb'  'rs_encoder.(3).cnf.hdb'    rs_encoder.cbx.xml        rs_encoder.lpc.html                                rs_encoder.routing.rdb                     rs_encoder.tiscmp.slow_1100mv_85c.ddb</w:t>
-      </w:r>
-    </w:p>
-    <w:p>
-      <w:r>
-        <w:t>'rs_encoder.(15).cnf.cdb'  'rs_encoder.(22).cnf.hdb'  'rs_encoder.(30).cnf.cdb'   rs_encoder.cmp.bpm        rs_encoder.lpc.rdb                                 rs_encoder.rtlv.hdb                        rs_encoder.tmw_info</w:t>
-      </w:r>
-    </w:p>
-    <w:p>
-      <w:r>
-        <w:t>'rs_encoder.(15).cnf.hdb'  'rs_encoder.(23).cnf.cdb'  'rs_encoder.(30).cnf.hdb'   rs_encoder.cmp.cdb        rs_encoder.lpc.txt                                 rs_encoder.rtlv_sg.cdb                     rs_encoder.vpr.ammdb</w:t>
-      </w:r>
-    </w:p>
-    <w:p>
-      <w:r>
-        <w:t>'rs_encoder.(16).cnf.cdb'  'rs_encoder.(23).cnf.hdb'  'rs_encoder.(4).cnf.cdb'    rs_encoder.cmp.hdb        rs_encoder.map.ammdb                               rs_encoder.rtlv_sg_swap.cdb                rs_encoder_partition_pins.json</w:t>
-      </w:r>
-    </w:p>
-    <w:p/>
-    <w:p>
-      <w:r>
-        <w:t>./20_syn/fec/rs_encoder/incremental_db:</w:t>
-      </w:r>
-    </w:p>
-    <w:p>
-      <w:r>
-        <w:t>compiled_partitions/  README</w:t>
-      </w:r>
-    </w:p>
-    <w:p/>
-    <w:p>
-      <w:r>
-        <w:t>./20_syn/fec/rs_encoder/incremental_db/compiled_partitions:</w:t>
-      </w:r>
-    </w:p>
-    <w:p>
-      <w:r>
-        <w:t>rs_encoder.db_info                   rs_encoder.root_partition.cmp.dfp       rs_encoder.root_partition.cmp.hbdb.sig  rs_encoder.root_partition.cmp.rcfdb  rs_encoder.root_partition.map.hbdb.cdb      rs_encoder.root_partition.map.hbdb.sig  rs_encoder.rrp.hdb</w:t>
-      </w:r>
-    </w:p>
-    <w:p>
-      <w:r>
-        <w:t>rs_encoder.root_partition.cmp.ammdb  rs_encoder.root_partition.cmp.hbdb.cdb  rs_encoder.root_partition.cmp.hdb       rs_encoder.root_partition.map.cdb    rs_encoder.root_partition.map.hbdb.hb_info  rs_encoder.root_partition.map.hdb       rs_encoder.rrs.cdb</w:t>
-      </w:r>
-    </w:p>
-    <w:p>
-      <w:r>
-        <w:t>rs_encoder.root_partition.cmp.cdb    rs_encoder.root_partition.cmp.hbdb.hdb  rs_encoder.root_partition.cmp.logdb     rs_encoder.root_partition.map.dpi    rs_encoder.root_partition.map.hbdb.hdb      rs_encoder.root_partition.map.kpt</w:t>
-      </w:r>
-    </w:p>
-    <w:p/>
-    <w:p>
-      <w:r>
-        <w:t>./20_syn/fec/rs_encoder/output_files:</w:t>
-      </w:r>
-    </w:p>
-    <w:p>
-      <w:r>
-        <w:t>rs_encoder.asm.rpt  rs_encoder.eda.rpt  rs_encoder.fit.smsg     rs_encoder.flow.rpt  rs_encoder.map.rpt      rs_encoder.pin  rs_encoder.sof      rs_encoder.sta.summary</w:t>
-      </w:r>
-    </w:p>
-    <w:p>
-      <w:r>
-        <w:t>rs_encoder.done     rs_encoder.fit.rpt  rs_encoder.fit.summary  rs_encoder.jdi       rs_encoder.map.summary  rs_encoder.sld  rs_encoder.sta.rpt</w:t>
-      </w:r>
-    </w:p>
-    <w:p/>
-    <w:p>
-      <w:r>
-        <w:t>./20_syn/fec/rs_encoder/simulation:</w:t>
-      </w:r>
-    </w:p>
-    <w:p>
-      <w:r>
-        <w:t>modelsim/</w:t>
-      </w:r>
-    </w:p>
-    <w:p/>
-    <w:p>
-      <w:r>
-        <w:t>./20_syn/fec/rs_encoder/simulation/modelsim:</w:t>
-      </w:r>
-    </w:p>
-    <w:p>
-      <w:r>
-        <w:t>rs_encoder.sft  rs_encoder.svo  rs_encoder_modelsim.xrf</w:t>
-      </w:r>
-    </w:p>
-    <w:p/>
-    <w:p>
-      <w:r>
-        <w:t>./20_syn/top:</w:t>
-      </w:r>
-    </w:p>
-    <w:p>
-      <w:r>
-        <w:t>00_rtl/  build/</w:t>
-      </w:r>
-    </w:p>
-    <w:p/>
-    <w:p>
-      <w:r>
         <w:t>./20_syn/top/00_rtl:</w:t>
       </w:r>
     </w:p>
